--- a/lectures/8월 25일 상세 통합 레포트 (금리, 금융억압, AI 전가, 한국 수급, 로봇).docx
+++ b/lectures/8월 25일 상세 통합 레포트 (금리, 금융억압, AI 전가, 한국 수급, 로봇).docx
@@ -21129,7 +21129,7 @@
           <w:color w:val="1A1A1A"/>
           <w:sz w:val="22"/>
         </w:rPr>
-        <w:t>8/25 상세 통합 아웃라인 — 정치 2×2, 신호판, 조건부 배분, 텍사스 DC 양면의 원 골격.</w:t>
+        <w:t>제공 PDF: lectures/sources/20260825_market_strategy_report_korean_font_fixed.pdf — 정치 2×2, 신호판, 조건부 배분, 텍사스 DC 양면의 원 골격.</w:t>
       </w:r>
     </w:p>
     <w:p>
